--- a/defense/docs/reviews/PREDEFENSE_PROTOCOL_KZ_GOST.docx
+++ b/defense/docs/reviews/PREDEFENSE_PROTOCOL_KZ_GOST.docx
@@ -84,7 +84,7 @@
           <w:sz w:val="28"/>
           <w:u w:val="none"/>
         </w:rPr>
-        <w:t>_____________ Колесникова К.В.</w:t>
+        <w:t>_____________ Колесникова К.В.</w:t>
       </w:r>
     </w:p>
     <w:p>
@@ -166,7 +166,7 @@
           <w:sz w:val="28"/>
           <w:u w:val="none"/>
         </w:rPr>
-        <w:t xml:space="preserve"> Чинибаева Т.Т. — PhD, қауымдастырылған профессор, «Компьютерлік инженерия» кафедрасының меңгерушісі.</w:t>
+        <w:t xml:space="preserve"> Чинибаева Т.Т. — PhD, қауымдастырылған профессор, «Компьютерлік инженерия» кафедрасының меңгерушісі.</w:t>
       </w:r>
     </w:p>
     <w:p>
@@ -192,7 +192,7 @@
           <w:sz w:val="28"/>
           <w:u w:val="none"/>
         </w:rPr>
-        <w:t xml:space="preserve"> Барлықбай Н.Т. — магистр, «Компьютерлік инженерия» кафедрасының сениор-лекторы.</w:t>
+        <w:t xml:space="preserve"> Барлықбай Н.Т. — магистр, «Компьютерлік инженерия» кафедрасының сениор-лекторы.</w:t>
       </w:r>
     </w:p>
     <w:p>
@@ -218,7 +218,7 @@
           <w:sz w:val="28"/>
           <w:u w:val="none"/>
         </w:rPr>
-        <w:t xml:space="preserve"> техника ғылымдарының докторы, «Ақпараттық жүйелер» кафедрасының профессор-зерттеушісі Найзабаева Л.К.; техника ғылымдарының кандидаты, қауымдастырылған профессор, «Ақпараттық жүйелер» кафедрасының меңгерушісі Быков А.А.; «ХАТУ» АҚ ғалым хатшысы, ғылыми кадрларды даярлау департаменті директорының м.а. Есмурзаева А.Б.; «Компьютерлік инженерия» кафедрасының профессорлары: техника ғылымдарының кандидаты, профессор-зерттеуші Бектемысова Г.У., техника ғылымдарының кандидаты, ғылыми-зерттеу қызметі департаментінің директоры Ипалакова М.Т., PhD Mohsin A. Farhad; «Компьютерлік инженерия» кафедрасының қауымдастырылған профессорлары: физика-математика ғылымдарының кандидаты Сапакова С.З., PhD Каимов С.Т., Meer Jaro Khan; «Компьютерлік инженерия» кафедрасының ассистент-профессорлары: PhD Чинибаева Т.Т., PhD Дауренбаева Н.А., PhD Мукажанов Н.К., магистр Джолдасбаев С.К., магистр Бекаулова Ж.М., магистр Козина Л.А., магистр Жакыпбеков С.Ж.; «Компьютерлік инженерия» кафедрасының сениор-лекторлары, магистрлер: Барлықбай Н.Т., Қойшыбай С.С., Тлеуова Ғ.Н., Әкім А.М., Примжанов З., Балгабек А.А., Ембердиева А.Б., Кокенова У.К., Туржанов У.М., Маманова С.Е., Есмухамедов Н.С.; G1 ассистенттері, магистрлер: Аскербай Е., Сыдықбек Ж.Қ., Маметова Р.</w:t>
+        <w:t xml:space="preserve"> техника ғылымдарының докторы, профессор, ғылыми-зерттеу қызметі жөніндегі проректор Колесникова К.В.; PhD, қауымдастырылған профессор, цифрландыру және инновациялар жөніндегі проректор Дузбаев Н.Т.; техника ғылымдарының докторы, «Цифрлық және интеллектуалды жүйелер» кафедрасының профессор-зерттеушісі Найзабаева Л.К.; техника ғылымдарының кандидаты, қауымдастырылған профессор, «Цифрлық және интеллектуалды жүйелер» кафедрасының меңгерушісі Быков А.А.; техника ғылымдарының кандидаты, қауымдастырылған профессор Сейлова Н.А.; Жоғары оқу орнынан кейінгі білім беру офисінің директоры Есмурзаева А.Б.; ғылыми-зерттеу қызметі департаментінің директоры Ипалакова М.Т.; «Компьютерлік инженерия» кафедрасының профессорлары: техника ғылымдарының кандидаты, профессор-зерттеуші Бектемысова Г.У., МАИН академигі, техника ғылымдарының кандидаты, профессор Тынымбаев С.Т.; «Компьютерлік инженерия» кафедрасының қауымдастырылған профессорлары: физика-математика ғылымдарының кандидаты Сапакова С.З., Ali Arslan; «Компьютерлік инженерия» кафедрасының ассистент-профессорлары: PhD Дауренбаева Н.А., магистр Бекаулова Ж.М., магистр Козина Л.А., магистр Жакыпбеков С.Ж.; «Компьютерлік инженерия» кафедрасының сениор-лекторлары, Қойшыбай С.С., Тлеуова Ғ.Н., Әкім А.М., Примжанов З., Балгабек А.А., Ембердиева А.Б., Кокенова У.К., Туржанов У.М., Маманова С.Е., Есмухамедов Н.С.; G1 ассистенттері: Аскербай Е., Сыдықбек Ж.Қ., Маметова Р.</w:t>
       </w:r>
     </w:p>
     <w:p>
@@ -267,7 +267,7 @@
           <w:sz w:val="28"/>
           <w:u w:val="none"/>
         </w:rPr>
-        <w:t xml:space="preserve">«Халықаралық ақпараттық технологиялар университеті» АҚ (бұдан әрі — «ХАТУ» АҚ) «Компьютерлік технологиялар және киберқауіпсіздік» факультетінің «Компьютерлік инженерия» кафедрасы PhD докторанты </w:t>
+        <w:t xml:space="preserve">«Халықаралық ақпараттық технологиялар университеті» АҚ (бұдан әрі — «ХАТУ» АҚ) «Цифрлық технологиялар, креативті индустриялар және бизнес» факультетінің «Компьютерлік инженерия» кафедрасы PhD докторанты </w:t>
       </w:r>
       <w:r>
         <w:rPr>
@@ -371,7 +371,7 @@
           <w:sz w:val="28"/>
           <w:u w:val="none"/>
         </w:rPr>
-        <w:t>Бектемысова Г.У. — техника ғылымдарының кандидаты, «Компьютерлік инженерия» кафедрасының профессор-зерттеушісі.</w:t>
+        <w:t>Бектемысова Г.У. — техника ғылымдарының кандидаты, «Компьютерлік инженерия» кафедрасының профессор-зерттеушісі.</w:t>
       </w:r>
     </w:p>
     <w:p>
@@ -387,7 +387,7 @@
           <w:sz w:val="28"/>
           <w:u w:val="none"/>
         </w:rPr>
-        <w:t>Чинибаева Т.Т. — PhD, қауымдастырылған профессор, «Компьютерлік инженерия» кафедрасының меңгерушісі.</w:t>
+        <w:t>Чинибаева Т.Т. — PhD, қауымдастырылған профессор, «Компьютерлік инженерия» кафедрасының меңгерушісі.</w:t>
       </w:r>
     </w:p>
     <w:p>
@@ -413,7 +413,7 @@
           <w:sz w:val="28"/>
           <w:u w:val="none"/>
         </w:rPr>
-        <w:t xml:space="preserve"> «Компьютерлік инженерия» кафедрасының кеңейтілген отырысының төрағасы, PhD, қауымдастырылған профессор Чинибаева Т.Т. күн тәртібімен таныстырып, PhD докторанты Есмухамедов Н.С.-ны таныстырды, сондай-ақ «Оптикалық когерентті томографиялық кескіндерді пайдалана отырып, тереңдетіп оқыту негізінде көз торының ауруларын автоматты түрде анықтаудың ақпараттық жүйесі» зерттеу тақырыбын ұсынды.</w:t>
+        <w:t xml:space="preserve"> «Компьютерлік инженерия» кафедрасының кеңейтілген отырысының төрағасы, PhD, қауымдастырылған профессор Чинибаева Т.Т. күн тәртібімен таныстырып, PhD докторанты Есмухамедов Н.С.-ны таныстырды, сондай-ақ «Оптикалық когерентті томографиялық кескіндерді пайдалана отырып, тереңдетіп оқыту негізінде көз торының ауруларын автоматты түрде анықтаудың ақпараттық жүйесі» зерттеу тақырыбын ұсынды.</w:t>
       </w:r>
     </w:p>
     <w:p>
@@ -503,7 +503,7 @@
           <w:sz w:val="28"/>
           <w:u w:val="none"/>
         </w:rPr>
-        <w:t xml:space="preserve"> Қатысушыларда сұрақ болмаған жағдайда, күн тәртібіне сәйкес жүргізілген ғылыми зерттеу нәтижелерін ұсыну үшін сөз PhD докторанты Есмухамедов Н.С.-ға беріледі.</w:t>
+        <w:t xml:space="preserve"> Қатысушыларда сұрақ болмаған жағдайда, күн тәртібіне сәйкес жүргізілген ғылыми зерттеу нәтижелерін ұсыну үшін сөз PhD докторанты Есмухамедов Н.С.-ға беріледі.</w:t>
       </w:r>
     </w:p>
     <w:p>
@@ -519,7 +519,7 @@
           <w:sz w:val="28"/>
           <w:u w:val="none"/>
         </w:rPr>
-        <w:t>Есмухамедов Н.С.-ның ғылыми баяндамасы тыңдалды. Баяндамада жүргізілген ғылыми зерттеулердің өзектілігі мен практикалық маңыздылығы атап өтілді. Диссертациялық жұмыстың мақсаты, оның негізгі міндеттері, зерттеу нысаны мен пәні, әдіснамасы және қолданылған әдістері, сондай-ақ ғылыми жаңалығы, алынған нәтижелері мен жұмыстың негізгі қорытындылары ұсынылды. Баяндама презентация түрінде берілді.</w:t>
+        <w:t>Есмухамедов Н.С.-ның ғылыми баяндамасы тыңдалды. Баяндамада жүргізілген ғылыми зерттеулердің өзектілігі мен практикалық маңыздылығы атап өтілді. Диссертациялық жұмыстың мақсаты, оның негізгі міндеттері, зерттеу нысаны мен пәні, әдіснамасы және қолданылған әдістері, сондай-ақ ғылыми жаңалығы, алынған нәтижелері мен жұмыстың негізгі қорытындылары ұсынылды. Баяндама презентация түрінде берілді.</w:t>
       </w:r>
     </w:p>
     <w:p>
@@ -578,7 +578,7 @@
           <w:sz w:val="28"/>
           <w:u w:val="none"/>
         </w:rPr>
-        <w:t>Жакыпбеков С.Ж. — магистр, «Компьютерлік инженерия» кафедрасының ассистент-профессоры:</w:t>
+        <w:t>Жакыпбеков С.Ж. — магистр, «Компьютерлік инженерия» кафедрасының ассистент-профессоры:</w:t>
       </w:r>
     </w:p>
     <w:p>
@@ -610,7 +610,7 @@
           <w:sz w:val="28"/>
           <w:u w:val="none"/>
         </w:rPr>
-        <w:t>Есмухамедов Н.С.-ның жауабы: Резерв бар және ол нақты мекенжаймен белгілі. 35 126 кескіннен тұратын оқыту корпусында интеграцияланған конфигурацияның қол жеткізген деңгейі — weighted F1 0,8193 ± 0,0100, дәлдік 0,8052, квадраттық каппа 0,8571; «маманға жіберу» деген клиникалық қойылымда (2-дәреже және одан жоғары) сезімталдық 0,8007, ерекшелігі 0,9636.</w:t>
+        <w:t>Есмухамедов Н.С.-ның жауабы: Резерв бар және ол нақты мекенжаймен белгілі. 35 126 кескіннен тұратын оқыту корпусында интеграцияланған конфигурацияның қол жеткізген деңгейі — weighted F1 0,8193 ± 0,0100, дәлдік 0,8052, квадраттық каппа 0,8571; «маманға жіберу» деген клиникалық қойылымда (2-дәреже және одан жоғары) сезімталдық 0,8007, ерекшелігі 0,9636.</w:t>
       </w:r>
     </w:p>
     <w:p>
@@ -674,7 +674,7 @@
           <w:sz w:val="28"/>
           <w:u w:val="none"/>
         </w:rPr>
-        <w:t>Қойшыбай С.С. — магистр, «Компьютерлік инженерия» кафедрасының сениор-лекторы:</w:t>
+        <w:t>Қойшыбай С.С. — магистр, «Компьютерлік инженерия» кафедрасының сениор-лекторы:</w:t>
       </w:r>
     </w:p>
     <w:p>
@@ -706,7 +706,7 @@
           <w:sz w:val="28"/>
           <w:u w:val="none"/>
         </w:rPr>
-        <w:t>Есмухамедов Н.С.-ның жауабы: Барлық эксперимент бір жұмыс станциясында орындалды: 12 ГБ бейнежады бар NVIDIA RTX 3060 бейнекартасы, Windows басқаруындағы WSL2 Ubuntu ортасы, CUDA 12.1-мен PyTorch 2.5.1. Оқыту параметрлері — батч өлшемі 16, кіріс 512×512, төрт кіріс арнасы; аралас дәлдік ResNet-50 үшін қосылған, ал жартылай дәлдікте асып кету салдарынан EfficientNet-B3 үшін өшірілген.</w:t>
+        <w:t>Есмухамедов Н.С.-ның жауабы: Барлық эксперимент бір жұмыс станциясында орындалды: 12 ГБ бейнежады бар NVIDIA RTX 3060 бейнекартасы, Windows басқаруындағы WSL2 Ubuntu ортасы, CUDA 12.1-мен PyTorch 2.5.1. Оқыту параметрлері — батч өлшемі 16, кіріс 512×512, төрт кіріс арнасы; аралас дәлдік ResNet-50 үшін қосылған, ал жартылай дәлдікте асып кету салдарынан EfficientNet-B3 үшін өшірілген.</w:t>
       </w:r>
     </w:p>
     <w:p>
@@ -770,7 +770,7 @@
           <w:sz w:val="28"/>
           <w:u w:val="none"/>
         </w:rPr>
-        <w:t>Маманова С.Е. — магистр, «Компьютерлік инженерия» кафедрасының сениор-лекторы:</w:t>
+        <w:t>Маманова С.Е. — магистр, «Компьютерлік инженерия» кафедрасының сениор-лекторы:</w:t>
       </w:r>
     </w:p>
     <w:p>
@@ -802,7 +802,7 @@
           <w:sz w:val="28"/>
           <w:u w:val="none"/>
         </w:rPr>
-        <w:t>Есмухамедов Н.С.-ның жауабы: Бөлек жауап беремін — не өлшенді және не өлшенбеді.</w:t>
+        <w:t>Есмухамедов Н.С.-ның жауабы: Бөлек жауап беремін — не өлшенді және не өлшенбеді.</w:t>
       </w:r>
     </w:p>
     <w:p>
@@ -882,7 +882,7 @@
           <w:sz w:val="28"/>
           <w:u w:val="none"/>
         </w:rPr>
-        <w:t>Есмурзаева А.Б. — «ХАТУ» АҚ ғалым хатшысы, ғылыми кадрларды даярлау департаменті директорының м.а. (ескерту ретінде емес, ұсыныс ретінде айтылды):</w:t>
+        <w:t>Есмурзаева А.Б. — Жоғары оқу орнынан кейінгі білім беру офисінің директоры (ескерту ретінде емес, ұсыныс ретінде айтылды):</w:t>
       </w:r>
     </w:p>
     <w:p>
@@ -914,7 +914,7 @@
           <w:sz w:val="28"/>
           <w:u w:val="none"/>
         </w:rPr>
-        <w:t>Есмухамедов Н.С.-ның жауабы: Енгізу актісі жоқ, әрі мұндағы қиындық техникалық емес, құқықтық сипатта. Тақырып медициналық: жүйе көз түбінің клиникалық кескіндерімен жұмыс істейді және диагностикалық үдеріске қосылады. Медициналық ұйым мұндай енгізуді техникалық актімен емес, диагноз үшін жауапкершілікті келісуді көздейтін рәсімдер арқылы ресімдейді, ал бұл рәсімдер диссертацияны дайындау мерзімінің шегінен тыс жатыр. Актіге қол қою жүйенің дайындығына емес, дәл мәселенің құқықтық жағына тіреледі.</w:t>
+        <w:t>Есмухамедов Н.С.-ның жауабы: Енгізу актісі жоқ, әрі мұндағы қиындық техникалық емес, құқықтық сипатта. Тақырып медициналық: жүйе көз түбінің клиникалық кескіндерімен жұмыс істейді және диагностикалық үдеріске қосылады. Медициналық ұйым мұндай енгізуді техникалық актімен емес, диагноз үшін жауапкершілікті келісуді көздейтін рәсімдер арқылы ресімдейді, ал бұл рәсімдер диссертацияны дайындау мерзімінің шегінен тыс жатыр. Актіге қол қою жүйенің дайындығына емес, дәл мәселенің құқықтық жағына тіреледі.</w:t>
       </w:r>
     </w:p>
     <w:p>
@@ -930,7 +930,7 @@
           <w:sz w:val="28"/>
           <w:u w:val="none"/>
         </w:rPr>
-        <w:t>Найзабаева Л.К. — техника ғылымдарының докторы, «Ақпараттық жүйелер» кафедрасының профессор-зерттеушісі (ескерту ретінде емес, ұсыныс ретінде айтылды):</w:t>
+        <w:t>Найзабаева Л.К. — техника ғылымдарының докторы, «Цифрлық және интеллектуалды жүйелер» кафедрасының профессор-зерттеушісі (ескерту ретінде емес, ұсыныс ретінде айтылды):</w:t>
       </w:r>
     </w:p>
     <w:p>
@@ -962,7 +962,7 @@
           <w:sz w:val="28"/>
           <w:u w:val="none"/>
         </w:rPr>
-        <w:t>Есмухамедов Н.С.-ның жауабы: Бұл бағыттағы жұмыс қазірдің өзінде жүргізілуде. Бір апта ішінде жұмыс істеп жүрген офтальмологтардан кемінде екі ресми жазбаша пікір алынады.</w:t>
+        <w:t>Есмухамедов Н.С.-ның жауабы: Бұл бағыттағы жұмыс қазірдің өзінде жүргізілуде. Жақын арада жұмыс істеп жүрген офтальмологтардан ресми жазбаша пікірлер алынады.</w:t>
       </w:r>
     </w:p>
     <w:p>
@@ -1022,7 +1022,7 @@
           <w:sz w:val="28"/>
           <w:u w:val="none"/>
         </w:rPr>
-        <w:t>1-рецензенттің сөзі — Бектемысова Г.У., техника ғылымдарының кандидаты, «Компьютерлік инженерия» кафедрасының профессор-зерттеушісі</w:t>
+        <w:t>1-рецензенттің сөзі — Бектемысова Г.У., техника ғылымдарының кандидаты, «Компьютерлік инженерия» кафедрасының профессор-зерттеушісі</w:t>
       </w:r>
     </w:p>
     <w:p>
@@ -1038,7 +1038,7 @@
           <w:sz w:val="28"/>
           <w:u w:val="none"/>
         </w:rPr>
-        <w:t>Есмухамедов Н.С.-ның диссертациялық жұмысы диабеттік ретинопатияны автоматтандырылған бес класты диагностикалау үшін көз түбі кескіндерін жақсартуды конволюциялық нейрондық желілер негізіндегі жіктеумен біріктіруге арналған. Жұмыстың орталық қағидасы — кескінді алдын ала өңдеу деректерді көмекші дайындау емес, диагностикалық модельдің ажырамас компоненті: бірінші конволюцияға дейін қолданылған түрлендіру желіге қолжетімді белгілер кеңістігін айқындайды, демек, спецификацияланған алдын ала өңдеусіз модель толық сипатталмаған.</w:t>
+        <w:t>Есмухамедов Н.С.-ның диссертациялық жұмысы диабеттік ретинопатияны автоматтандырылған бес класты диагностикалау үшін көз түбі кескіндерін жақсартуды конволюциялық нейрондық желілер негізіндегі жіктеумен біріктіруге арналған. Жұмыстың орталық қағидасы — кескінді алдын ала өңдеу деректерді көмекші дайындау емес, диагностикалық модельдің ажырамас компоненті: бірінші конволюцияға дейін қолданылған түрлендіру желіге қолжетімді белгілер кеңістігін айқындайды, демек, спецификацияланған алдын ала өңдеусіз модель толық сипатталмаған.</w:t>
       </w:r>
     </w:p>
     <w:p>
@@ -1221,7 +1221,7 @@
           <w:sz w:val="28"/>
           <w:u w:val="none"/>
         </w:rPr>
-        <w:t>2-рецензенттің сөзі — Чинибаева Т.Т., PhD, қауымдастырылған профессор, «Компьютерлік инженерия» кафедрасының меңгерушісі</w:t>
+        <w:t>2-рецензенттің сөзі — Чинибаева Т.Т., PhD, қауымдастырылған профессор, «Компьютерлік инженерия» кафедрасының меңгерушісі</w:t>
       </w:r>
     </w:p>
     <w:p>
@@ -1403,7 +1403,7 @@
           <w:sz w:val="28"/>
           <w:u w:val="none"/>
         </w:rPr>
-        <w:t>Есмухамедов Н.С.-ның жауабы:</w:t>
+        <w:t>Есмухамедов Н.С.-ның жауабы:</w:t>
       </w:r>
       <w:r>
         <w:rPr>
@@ -1498,7 +1498,7 @@
           <w:sz w:val="28"/>
           <w:u w:val="none"/>
         </w:rPr>
-        <w:t xml:space="preserve"> Құрметті әріптестер, талқылау қорытындысын шығарайық. Жұмыс диабеттік ретинопатияны автоматтандырылған бес класты диагностикалау үшін көз түбі кескіндерін жақсартуды конволюциялық нейрондық желілер негізіндегі жіктеумен біріктіруге арналған. Алдын ала өңдеу деректерді дайындау ретінде емес, диагностикалық модельдің ажырамас компоненті ретінде спецификацияланған, ал оның әсері баламалы базалық конфигурациямен бақыланатын салыстыруда тексерілген. Негізгі назар сегіз кезеңді конвейерді формализациялауға, басымдықты факторлық тексеруге, компоненттік абляцияға, домендік ығысудың қысқаруын тікелей өлшеуге және сегіз корпус пен төрт өндірушінің камераларында сыртқы бағалауға аударылған. Кафедра Есмухамедов Н.С.-ны қолдайды және оның диссертациялық жұмысын «ХАТУ» АҚ диссертациялық кеңесінде ашық қорғауға ұсынады. Әрі қарай сөз докторанттың ғылыми кеңесшілеріне беріледі.</w:t>
+        <w:t xml:space="preserve"> Құрметті әріптестер, талқылау қорытындысын шығарайық. Жұмыс диабеттік ретинопатияны автоматтандырылған бес класты диагностикалау үшін көз түбі кескіндерін жақсартуды конволюциялық нейрондық желілер негізіндегі жіктеумен біріктіруге арналған. Алдын ала өңдеу деректерді дайындау ретінде емес, диагностикалық модельдің ажырамас компоненті ретінде спецификацияланған, ал оның әсері баламалы базалық конфигурациямен бақыланатын салыстыруда тексерілген. Негізгі назар сегіз кезеңді конвейерді формализациялауға, басымдықты факторлық тексеруге, компоненттік абляцияға, домендік ығысудың қысқаруын тікелей өлшеуге және сегіз корпус пен төрт өндірушінің камераларында сыртқы бағалауға аударылған. Кафедра Есмухамедов Н.С.-ны қолдайды және оның диссертациялық жұмысын «ХАТУ» АҚ диссертациялық кеңесінде ашық қорғауға ұсынады. Әрі қарай сөз докторанттың ғылыми кеңесшілеріне беріледі.</w:t>
       </w:r>
     </w:p>
     <w:p>
@@ -1589,7 +1589,7 @@
           <w:sz w:val="28"/>
           <w:u w:val="none"/>
         </w:rPr>
-        <w:t>Зерттеу тәртібін атап өтемін: әр гипотезаның қабылдау критерийі оны тексерген экспериментке дейін бекітілген, қолданылу шекаралары тікелей мәлімделген, ал алдын ала оқыту стратегиясы бойынша теріс нәтиже мәтіннен алынып тасталмай, келтірілген. Есмухамедов Н.С.-ның диссертациясы жақсы ғылыми және әдістемелік деңгейде орындалған, ғылыми жаңалығы мен практикалық маңыздылығы бар. Диссертациялық жұмыс қойылатын талаптарға сай келеді, ал оның авторы диссертациялық кеңесте қорғауға ұсынылуға лайық деп есептеймін.</w:t>
+        <w:t>Зерттеу тәртібін атап өтемін: әр гипотезаның қабылдау критерийі оны тексерген экспериментке дейін бекітілген, қолданылу шекаралары тікелей мәлімделген, ал алдын ала оқыту стратегиясы бойынша теріс нәтиже мәтіннен алынып тасталмай, келтірілген. Есмухамедов Н.С.-ның диссертациясы жақсы ғылыми және әдістемелік деңгейде орындалған, ғылыми жаңалығы мен практикалық маңыздылығы бар. Диссертациялық жұмыс қойылатын талаптарға сай келеді, ал оның авторы диссертациялық кеңесте қорғауға ұсынылуға лайық деп есептеймін.</w:t>
       </w:r>
     </w:p>
     <w:p>
@@ -1754,7 +1754,7 @@
           <w:sz w:val="28"/>
           <w:u w:val="none"/>
         </w:rPr>
-        <w:t>Кафедраның кеңейтілген отырысы «Компьютерлік технологиялар және киберқауіпсіздік» факультетінің «Компьютерлік инженерия» кафедрасы докторанты Есмухамедов Нұрмағанбет Сейтқалиұлының «Оптикалық когерентті томографиялық кескіндерді пайдалана отырып, тереңдетіп оқыту негізінде көз торының ауруларын автоматты түрде анықтаудың ақпараттық жүйесі» тақырыбындағы диссертациялық жұмысын қарап, талқылап, мынадай</w:t>
+        <w:t>Кафедраның кеңейтілген отырысы «Цифрлық технологиялар, креативті индустриялар және бизнес» факультетінің «Компьютерлік инженерия» кафедрасы докторанты Есмухамедов Нұрмағанбет Сейтқалиұлының «Оптикалық когерентті томографиялық кескіндерді пайдалана отырып, тереңдетіп оқыту негізінде көз торының ауруларын автоматты түрде анықтаудың ақпараттық жүйесі» тақырыбындағы диссертациялық жұмысын қарап, талқылап, мынадай</w:t>
       </w:r>
     </w:p>
     <w:p>
@@ -2687,7 +2687,7 @@
           <w:sz w:val="28"/>
           <w:u w:val="none"/>
         </w:rPr>
-        <w:t xml:space="preserve"> Есмухамедов Н.С.-ның философия докторы (PhD) дәрежесін алу үшін «Оптикалық когерентті томографиялық кескіндерді пайдалана отырып, тереңдетіп оқыту негізінде көз торының ауруларын автоматты түрде анықтаудың ақпараттық жүйесі» тақырыбындағы диссертациясы 8D06102 — «Компьютерлік және программалық инженерия» ББ-ға сай келеді.</w:t>
+        <w:t xml:space="preserve"> Есмухамедов Н.С.-ның философия докторы (PhD) дәрежесін алу үшін «Оптикалық когерентті томографиялық кескіндерді пайдалана отырып, тереңдетіп оқыту негізінде көз торының ауруларын автоматты түрде анықтаудың ақпараттық жүйесі» тақырыбындағы диссертациясы 8D06102 — «Компьютерлік және программалық инженерия» ББ-ға сай келеді.</w:t>
       </w:r>
     </w:p>
     <w:p>
@@ -2713,7 +2713,7 @@
           <w:sz w:val="28"/>
           <w:u w:val="none"/>
         </w:rPr>
-        <w:t xml:space="preserve"> Есмухамедов Н.С.-ның философия докторы (PhD) дәрежесін алу үшін ұсынылған «Оптикалық когерентті томографиялық кескіндерді пайдалана отырып, тереңдетіп оқыту негізінде көз торының ауруларын автоматты түрде анықтаудың ақпараттық жүйесі» тақырыбындағы диссертациялық жұмысы ҚР ҒЖБМ Ғылым және жоғары білім саласындағы сапаны қамтамасыз ету комитетінің «Ғылыми дәрежелер беру қағидаларының» талаптарына сай келеді.</w:t>
+        <w:t xml:space="preserve"> Есмухамедов Н.С.-ның философия докторы (PhD) дәрежесін алу үшін ұсынылған «Оптикалық когерентті томографиялық кескіндерді пайдалана отырып, тереңдетіп оқыту негізінде көз торының ауруларын автоматты түрде анықтаудың ақпараттық жүйесі» тақырыбындағы диссертациялық жұмысы ҚР ҒЖБМ Ғылым және жоғары білім саласындағы сапаны қамтамасыз ету комитетінің «Ғылыми дәрежелер беру қағидаларының» талаптарына сай келеді.</w:t>
       </w:r>
     </w:p>
     <w:p>
@@ -2764,7 +2764,7 @@
         </w:rPr>
         <w:t>1.</w:t>
         <w:tab/>
-        <w:t>Есмухамедов Н.С.-ның «Оптикалық когерентті томографиялық кескіндерді пайдалана отырып, тереңдетіп оқыту негізінде көз торының ауруларын автоматты түрде анықтаудың ақпараттық жүйесі» тақырыбындағы диссертациялық жұмысының нәтижелерін қарау жөніндегі «Компьютерлік инженерия» кафедрасының 26.08.2026 жылғы кеңейтілген отырысының қорытындылары бекітілсін.</w:t>
+        <w:t>Есмухамедов Н.С.-ның «Оптикалық когерентті томографиялық кескіндерді пайдалана отырып, тереңдетіп оқыту негізінде көз торының ауруларын автоматты түрде анықтаудың ақпараттық жүйесі» тақырыбындағы диссертациялық жұмысының нәтижелерін қарау жөніндегі «Компьютерлік инженерия» кафедрасының 26.08.2026 жылғы кеңейтілген отырысының қорытындылары бекітілсін.</w:t>
       </w:r>
     </w:p>
     <w:p>
@@ -2782,7 +2782,7 @@
         </w:rPr>
         <w:t>2.</w:t>
         <w:tab/>
-        <w:t>Есмухамедов Н.С.-ның «Оптикалық когерентті томографиялық кескіндерді пайдалана отырып, тереңдетіп оқыту негізінде көз торының ауруларын автоматты түрде анықтаудың ақпараттық жүйесі» тақырыбындағы диссертациялық жұмысы 8D06102 — «Компьютерлік және программалық инженерия» білім беру бағдарламасы бойынша «ХАТУ» АҚ диссертациялық кеңесінде қорғауға ұсынылсын.</w:t>
+        <w:t>Есмухамедов Н.С.-ның «Оптикалық когерентті томографиялық кескіндерді пайдалана отырып, тереңдетіп оқыту негізінде көз торының ауруларын автоматты түрде анықтаудың ақпараттық жүйесі» тақырыбындағы диссертациялық жұмысы 8D06102 — «Компьютерлік және программалық инженерия» білім беру бағдарламасы бойынша «ХАТУ» АҚ диссертациялық кеңесінде қорғауға ұсынылсын.</w:t>
       </w:r>
     </w:p>
     <w:p>
@@ -2819,7 +2819,7 @@
       <w:tr>
         <w:tc>
           <w:tcPr>
-            <w:tcW w:type="dxa" w:w="5975"/>
+            <w:tcW w:type="dxa" w:w="4819"/>
           </w:tcPr>
           <w:p>
             <w:pPr>
@@ -2842,7 +2842,7 @@
         </w:tc>
         <w:tc>
           <w:tcPr>
-            <w:tcW w:type="dxa" w:w="3662"/>
+            <w:tcW w:type="dxa" w:w="4819"/>
           </w:tcPr>
           <w:p>
             <w:pPr>
@@ -2859,7 +2859,7 @@
                 <w:sz w:val="28"/>
                 <w:u w:val="none"/>
               </w:rPr>
-              <w:t>____________ Чинибаева Т.Т.</w:t>
+              <w:t>____________ Чинибаева Т.Т.</w:t>
             </w:r>
           </w:p>
         </w:tc>
@@ -2867,7 +2867,7 @@
       <w:tr>
         <w:tc>
           <w:tcPr>
-            <w:tcW w:type="dxa" w:w="5975"/>
+            <w:tcW w:type="dxa" w:w="4819"/>
           </w:tcPr>
           <w:p>
             <w:pPr>
@@ -2880,7 +2880,7 @@
         </w:tc>
         <w:tc>
           <w:tcPr>
-            <w:tcW w:type="dxa" w:w="3662"/>
+            <w:tcW w:type="dxa" w:w="4819"/>
           </w:tcPr>
           <w:p>
             <w:pPr>
@@ -2895,7 +2895,7 @@
       <w:tr>
         <w:tc>
           <w:tcPr>
-            <w:tcW w:type="dxa" w:w="5975"/>
+            <w:tcW w:type="dxa" w:w="4819"/>
           </w:tcPr>
           <w:p>
             <w:pPr>
@@ -2918,7 +2918,7 @@
         </w:tc>
         <w:tc>
           <w:tcPr>
-            <w:tcW w:type="dxa" w:w="3662"/>
+            <w:tcW w:type="dxa" w:w="4819"/>
           </w:tcPr>
           <w:p>
             <w:pPr>
@@ -2935,13 +2935,22 @@
                 <w:sz w:val="28"/>
                 <w:u w:val="none"/>
               </w:rPr>
-              <w:t>____________ Барлықбай Н.Т.</w:t>
+              <w:t>____________ Барлықбай Н.Т.</w:t>
             </w:r>
           </w:p>
         </w:tc>
       </w:tr>
     </w:tbl>
-    <w:p/>
+    <w:p>
+      <w:pPr>
+        <w:spacing w:before="0" w:after="0" w:line="20" w:lineRule="exact"/>
+      </w:pPr>
+      <w:r>
+        <w:rPr>
+          <w:sz w:val="2"/>
+        </w:rPr>
+      </w:r>
+    </w:p>
     <w:sectPr>
       <w:footerReference w:type="default" r:id="rId9"/>
       <w:footerReference w:type="first" r:id="rId10"/>
